--- a/courseware/LP-CompTIA-Certified-A-Training-Core-1-and-Core-2.docx
+++ b/courseware/LP-CompTIA-Certified-A-Training-Core-1-and-Core-2.docx
@@ -179,7 +179,7 @@
           <w:color w:val="1F6FEB"/>
           <w:sz w:val="24"/>
         </w:rPr>
-        <w:t>Version 7.0</w:t>
+        <w:t>Version 7.1</w:t>
       </w:r>
     </w:p>
     <w:p>
@@ -352,7 +352,7 @@
               <w:rPr>
                 <w:sz w:val="19"/>
               </w:rPr>
-              <w:t>7.0</w:t>
+              <w:t>7.1</w:t>
             </w:r>
           </w:p>
         </w:tc>
@@ -381,6 +381,64 @@
                 <w:sz w:val="19"/>
               </w:rPr>
               <w:t>Major revision — rebuilt against the current CompTIA A+ Core 1 (220-1101) and Core 2 (220-1102) exam domain weightings. Schedule now covers 54 hands-on labs across the five days, using the browser-based lab toolkit (IP Calculator, PCAP Analyzer, Cybersecurity Simulator, RegexLab) and the Killercoda Ubuntu playground.</w:t>
+            </w:r>
+          </w:p>
+        </w:tc>
+        <w:tc>
+          <w:tcPr>
+            <w:tcW w:type="dxa" w:w="2160"/>
+          </w:tcPr>
+          <w:p>
+            <w:r/>
+            <w:r>
+              <w:rPr>
+                <w:sz w:val="19"/>
+              </w:rPr>
+              <w:t>Dr Alfred Ang</w:t>
+            </w:r>
+          </w:p>
+        </w:tc>
+      </w:tr>
+      <w:tr>
+        <w:tc>
+          <w:tcPr>
+            <w:tcW w:type="dxa" w:w="2160"/>
+          </w:tcPr>
+          <w:p>
+            <w:r/>
+            <w:r>
+              <w:rPr>
+                <w:sz w:val="19"/>
+              </w:rPr>
+              <w:t>7.1</w:t>
+            </w:r>
+          </w:p>
+        </w:tc>
+        <w:tc>
+          <w:tcPr>
+            <w:tcW w:type="dxa" w:w="2160"/>
+          </w:tcPr>
+          <w:p>
+            <w:r/>
+            <w:r>
+              <w:rPr>
+                <w:sz w:val="19"/>
+              </w:rPr>
+              <w:t>19 August 2026</w:t>
+            </w:r>
+          </w:p>
+        </w:tc>
+        <w:tc>
+          <w:tcPr>
+            <w:tcW w:type="dxa" w:w="2160"/>
+          </w:tcPr>
+          <w:p>
+            <w:r/>
+            <w:r>
+              <w:rPr>
+                <w:sz w:val="19"/>
+              </w:rPr>
+              <w:t>Aligned the Skills Framework section to the full competency set the assessment tests — K1–K6 (Written Assessment) and A1–A8 (Practical Performance) — so no learner is assessed on an outcome the courseware did not declare.</w:t>
             </w:r>
           </w:p>
         </w:tc>
@@ -529,7 +587,7 @@
         </w:rPr>
         <w:t>Course Schedule</w:t>
         <w:tab/>
-        <w:t>5</w:t>
+        <w:t>6</w:t>
       </w:r>
     </w:p>
     <w:p>
@@ -549,7 +607,7 @@
         </w:rPr>
         <w:t>Day 1 — Mobile Devices and Networking</w:t>
         <w:tab/>
-        <w:t>5</w:t>
+        <w:t>6</w:t>
       </w:r>
     </w:p>
     <w:p>
@@ -1090,7 +1148,18 @@
         <w:rPr>
           <w:sz w:val="20"/>
         </w:rPr>
-        <w:t>K5 Documentation and user-guide development practices for infrastructure systems</w:t>
+        <w:t>K5 Sources of information for the development of infrastructure user guides and documentation</w:t>
+      </w:r>
+    </w:p>
+    <w:p>
+      <w:pPr>
+        <w:pStyle w:val="ListBullet"/>
+      </w:pPr>
+      <w:r>
+        <w:rPr>
+          <w:sz w:val="20"/>
+        </w:rPr>
+        <w:t>K6 Types and purposes of system tests for infrastructure operating requirements</w:t>
       </w:r>
     </w:p>
     <w:p>
@@ -1128,7 +1197,7 @@
         <w:rPr>
           <w:sz w:val="20"/>
         </w:rPr>
-        <w:t>A3 Perform advanced infrastructure configurations</w:t>
+        <w:t>A3 Troubleshoot technical issues in infrastructure systems</w:t>
       </w:r>
     </w:p>
     <w:p>
@@ -1139,7 +1208,7 @@
         <w:rPr>
           <w:sz w:val="20"/>
         </w:rPr>
-        <w:t>A4 Develop action plans for infrastructure upgrades</w:t>
+        <w:t>A4 Perform advanced infrastructure configurations</w:t>
       </w:r>
     </w:p>
     <w:p>
@@ -1150,7 +1219,7 @@
         <w:rPr>
           <w:sz w:val="20"/>
         </w:rPr>
-        <w:t>A5 Test infrastructure systems against operating requirements</w:t>
+        <w:t>A5 Develop action plans for infrastructure upgrades</w:t>
       </w:r>
     </w:p>
     <w:p>
@@ -1161,7 +1230,29 @@
         <w:rPr>
           <w:sz w:val="20"/>
         </w:rPr>
-        <w:t>A6 Organise information for the development of user guides</w:t>
+        <w:t>A6 Propose infrastructure improvement ideas based on user needs</w:t>
+      </w:r>
+    </w:p>
+    <w:p>
+      <w:pPr>
+        <w:pStyle w:val="ListBullet"/>
+      </w:pPr>
+      <w:r>
+        <w:rPr>
+          <w:sz w:val="20"/>
+        </w:rPr>
+        <w:t>A7 Test infrastructure systems against operating requirements</w:t>
+      </w:r>
+    </w:p>
+    <w:p>
+      <w:pPr>
+        <w:pStyle w:val="ListBullet"/>
+      </w:pPr>
+      <w:r>
+        <w:rPr>
+          <w:sz w:val="20"/>
+        </w:rPr>
+        <w:t>A8 Organise information for the development of user guides</w:t>
       </w:r>
     </w:p>
     <w:p>

--- a/courseware/LP-CompTIA-Certified-A-Training-Core-1-and-Core-2.docx
+++ b/courseware/LP-CompTIA-Certified-A-Training-Core-1-and-Core-2.docx
@@ -477,6 +477,21 @@
       </w:r>
     </w:p>
     <w:p>
+      <w:r>
+        <w:fldChar w:fldCharType="begin" w:dirty="true"/>
+      </w:r>
+    </w:p>
+    <w:p>
+      <w:r>
+        <w:instrText xml:space="preserve"> TOC \o "1-2" \h \z \u </w:instrText>
+      </w:r>
+    </w:p>
+    <w:p>
+      <w:r>
+        <w:fldChar w:fldCharType="separate"/>
+      </w:r>
+    </w:p>
+    <w:p>
       <w:pPr>
         <w:tabs>
           <w:tab w:pos="9072" w:val="right" w:leader="dot"/>
@@ -707,6 +722,11 @@
         <w:t>Lab Reference (aligned to CompTIA A+ exam domains)</w:t>
         <w:tab/>
         <w:t>10</w:t>
+      </w:r>
+    </w:p>
+    <w:p>
+      <w:r>
+        <w:fldChar w:fldCharType="end"/>
       </w:r>
     </w:p>
     <w:p>
